--- a/fuentes/21720210_CF2_DI.docx
+++ b/fuentes/21720210_CF2_DI.docx
@@ -18494,11 +18494,11 @@
       <w:pPr>
         <w:pStyle w:val="Normal0"/>
         <w:pBdr>
-          <w:top w:val="nil"/>
-          <w:left w:val="nil"/>
-          <w:bottom w:val="nil"/>
-          <w:right w:val="nil"/>
-          <w:between w:val="nil"/>
+          <w:top w:val="nil" w:color="FF000000" w:sz="0" w:space="0"/>
+          <w:left w:val="nil" w:color="FF000000" w:sz="0" w:space="0"/>
+          <w:bottom w:val="nil" w:color="FF000000" w:sz="0" w:space="0"/>
+          <w:right w:val="nil" w:color="FF000000" w:sz="0" w:space="0"/>
+          <w:between w:val="nil" w:color="FF000000" w:sz="0" w:space="0"/>
         </w:pBdr>
         <w:rPr>
           <w:color w:val="000000"/>
@@ -18508,25 +18508,39 @@
       </w:pPr>
       <w:r>
         <w:rPr>
-          <w:color w:val="000000"/>
-          <w:sz w:val="20"/>
-          <w:szCs w:val="20"/>
-        </w:rPr>
-        <w:t xml:space="preserve">López i </w:t>
-      </w:r>
-      <w:proofErr w:type="spellStart"/>
-      <w:r>
-        <w:rPr>
-          <w:color w:val="000000"/>
+          <w:color w:val="000000" w:themeColor="text1" w:themeTint="FF" w:themeShade="FF"/>
+          <w:sz w:val="20"/>
+          <w:szCs w:val="20"/>
+        </w:rPr>
+        <w:t xml:space="preserve">López </w:t>
+      </w:r>
+      <w:r>
+        <w:rPr>
+          <w:color w:val="000000" w:themeColor="text1" w:themeTint="FF" w:themeShade="FF"/>
+          <w:sz w:val="20"/>
+          <w:szCs w:val="20"/>
+        </w:rPr>
+        <w:t>I</w:t>
+      </w:r>
+      <w:r>
+        <w:rPr>
+          <w:color w:val="000000" w:themeColor="text1" w:themeTint="FF" w:themeShade="FF"/>
+          <w:sz w:val="20"/>
+          <w:szCs w:val="20"/>
+        </w:rPr>
+        <w:t xml:space="preserve"> </w:t>
+      </w:r>
+      <w:r>
+        <w:rPr>
+          <w:color w:val="000000" w:themeColor="text1" w:themeTint="FF" w:themeShade="FF"/>
           <w:sz w:val="20"/>
           <w:szCs w:val="20"/>
         </w:rPr>
         <w:t>Seuba</w:t>
       </w:r>
-      <w:proofErr w:type="spellEnd"/>
-      <w:r>
-        <w:rPr>
-          <w:color w:val="000000"/>
+      <w:r>
+        <w:rPr>
+          <w:color w:val="000000" w:themeColor="text1" w:themeTint="FF" w:themeShade="FF"/>
           <w:sz w:val="20"/>
           <w:szCs w:val="20"/>
         </w:rPr>
@@ -18534,9 +18548,9 @@
       </w:r>
       <w:r>
         <w:rPr>
-          <w:i/>
-          <w:iCs/>
-          <w:color w:val="000000"/>
+          <w:i w:val="1"/>
+          <w:iCs w:val="1"/>
+          <w:color w:val="000000" w:themeColor="text1" w:themeTint="FF" w:themeShade="FF"/>
           <w:sz w:val="20"/>
           <w:szCs w:val="20"/>
         </w:rPr>
@@ -25672,8 +25686,8 @@
 </file>
 
 <file path=customXml/item2.xml><?xml version="1.0" encoding="utf-8"?>
-<ct:contentTypeSchema xmlns:ct="http://schemas.microsoft.com/office/2006/metadata/contentType" xmlns:ma="http://schemas.microsoft.com/office/2006/metadata/properties/metaAttributes" ct:_="" ma:_="" ma:contentTypeName="Documento" ma:contentTypeID="0x0101005D7421CBAB376F47AC1876466873BE0C" ma:contentTypeVersion="11" ma:contentTypeDescription="Crear nuevo documento." ma:contentTypeScope="" ma:versionID="c15d8ec802c26ac14d26a130a7e330ba">
-  <xsd:schema xmlns:xsd="http://www.w3.org/2001/XMLSchema" xmlns:xs="http://www.w3.org/2001/XMLSchema" xmlns:p="http://schemas.microsoft.com/office/2006/metadata/properties" xmlns:ns2="55abea07-cd72-4a95-add0-1082a24cf9e9" xmlns:ns3="285d351f-f218-493a-825f-85a9dfbde315" targetNamespace="http://schemas.microsoft.com/office/2006/metadata/properties" ma:root="true" ma:fieldsID="aaa88af0ed338276ebe02f0d1437fb40" ns2:_="" ns3:_="">
+<ct:contentTypeSchema xmlns:ct="http://schemas.microsoft.com/office/2006/metadata/contentType" xmlns:ma="http://schemas.microsoft.com/office/2006/metadata/properties/metaAttributes" ct:_="" ma:_="" ma:contentTypeName="Documento" ma:contentTypeID="0x0101005D7421CBAB376F47AC1876466873BE0C" ma:contentTypeVersion="11" ma:contentTypeDescription="Crear nuevo documento." ma:contentTypeScope="" ma:versionID="c355e60b4cde5dbb71daba652f90dcaf">
+  <xsd:schema xmlns:xsd="http://www.w3.org/2001/XMLSchema" xmlns:xs="http://www.w3.org/2001/XMLSchema" xmlns:p="http://schemas.microsoft.com/office/2006/metadata/properties" xmlns:ns2="55abea07-cd72-4a95-add0-1082a24cf9e9" xmlns:ns3="285d351f-f218-493a-825f-85a9dfbde315" targetNamespace="http://schemas.microsoft.com/office/2006/metadata/properties" ma:root="true" ma:fieldsID="af45bf235921137d7bf462656222ea5a" ns2:_="" ns3:_="">
     <xsd:import namespace="55abea07-cd72-4a95-add0-1082a24cf9e9"/>
     <xsd:import namespace="285d351f-f218-493a-825f-85a9dfbde315"/>
     <xsd:element name="properties">
@@ -25896,7 +25910,7 @@
 </file>
 
 <file path=customXml/itemProps2.xml><?xml version="1.0" encoding="utf-8"?>
-<ds:datastoreItem xmlns:ds="http://schemas.openxmlformats.org/officeDocument/2006/customXml" ds:itemID="{88120786-EDC7-4FF4-A476-9945617A3C00}"/>
+<ds:datastoreItem xmlns:ds="http://schemas.openxmlformats.org/officeDocument/2006/customXml" ds:itemID="{45F13691-6BDA-4E11-87F2-21D04F9376C6}"/>
 </file>
 
 <file path=customXml/itemProps3.xml><?xml version="1.0" encoding="utf-8"?>
